--- a/roteiros/netinho/Netinho_Parte5.docx
+++ b/roteiros/netinho/Netinho_Parte5.docx
@@ -79,7 +79,7 @@
         <w:rPr>
           <w:color w:val="000000"/>
         </w:rPr>
-        <w:t>O homem que nunca deixou o público sem notícia, de repente, ficou em silêncio.</w:t>
+        <w:t>O homem que tinha mostrado cada passo do tratamento, de repente, ficou em silêncio.</w:t>
       </w:r>
     </w:p>
     <w:p>
@@ -159,7 +159,7 @@
         <w:rPr>
           <w:color w:val="000000"/>
         </w:rPr>
-        <w:t>Treze anos depois, o corpo dele enfrentou de novo a mesma tempestade. Mas, dessa vez, não teve volta.</w:t>
+        <w:t>Treze anos depois, o corpo dele enfrentou de novo uma tempestade parecida. Mas, dessa vez, não teve volta.</w:t>
       </w:r>
     </w:p>
     <w:p>
@@ -167,7 +167,7 @@
         <w:rPr>
           <w:color w:val="000000"/>
         </w:rPr>
-        <w:t>E a nota terminava com uma frase simples. Uma frase que, para quem acompanhou a luta dele, diz muito.</w:t>
+        <w:t>E a nota trazia uma frase simples. Uma frase que, para quem acompanhou a luta dele, diz muito.</w:t>
       </w:r>
     </w:p>
     <w:p>
@@ -215,7 +215,7 @@
         <w:rPr>
           <w:color w:val="000000"/>
         </w:rPr>
-        <w:t>E repara numa coisa. O homem que passou a vida inteira em cima de trio elétrico, no meio de multidões, quis uma despedida longe delas. Segundo a nota, a pedido dele, o velório e a cremação foram reservados, só para a família e os amigos mais próximos.</w:t>
+        <w:t>E repara numa coisa. O homem que passou a vida inteira em cima de trio elétrico, no meio de multidões, quis uma despedida longe delas. Segundo a equipe dele, a pedido do próprio Netinho, o velório e a cremação foram reservados, só para a família e os amigos mais próximos.</w:t>
       </w:r>
     </w:p>
     <w:p>
@@ -399,7 +399,7 @@
         <w:rPr>
           <w:color w:val="000000"/>
         </w:rPr>
-        <w:t>O Netinho fez isso a vida inteira. Por amor aos fãs.</w:t>
+        <w:t>O Netinho fez isso muitas vezes, diante do Brasil inteiro. Por amor aos fãs.</w:t>
       </w:r>
     </w:p>
     <w:p>

--- a/roteiros/netinho/Netinho_Parte5.docx
+++ b/roteiros/netinho/Netinho_Parte5.docx
@@ -23,15 +23,7 @@
         <w:rPr>
           <w:color w:val="000000"/>
         </w:rPr>
-        <w:t>A equipe do Netinho publicou um comunicado. Ele estava internado no Hospital Aliança Star, em Salvador. Tinha voltado ao hospital depois da décima sessão de quimioterapia.</w:t>
-      </w:r>
-    </w:p>
-    <w:p>
-      <w:r>
-        <w:rPr>
-          <w:color w:val="000000"/>
-        </w:rPr>
-        <w:t>E o comunicado trazia uma frase que ninguém estava acostumado a ler.</w:t>
+        <w:t>A decisão estava no comunicado da equipe dele. Numa frase que ninguém estava acostumado a ler.</w:t>
       </w:r>
     </w:p>
     <w:p>

--- a/roteiros/netinho/Netinho_Parte5.docx
+++ b/roteiros/netinho/Netinho_Parte5.docx
@@ -223,23 +223,7 @@
         <w:rPr>
           <w:color w:val="000000"/>
         </w:rPr>
-        <w:t>Mas os fãs e os amigos não ficaram em silêncio.</w:t>
-      </w:r>
-    </w:p>
-    <w:p>
-      <w:r>
-        <w:rPr>
-          <w:color w:val="000000"/>
-        </w:rPr>
-        <w:t>Ivete Sangalo lembrou que o Netinho foi uma das pessoas que a apoiaram no começo da carreira. "Ernesto foi sem dúvida uma dessas mãos." E se despediu. "Siga em paz querido."</w:t>
-      </w:r>
-    </w:p>
-    <w:p>
-      <w:r>
-        <w:rPr>
-          <w:color w:val="000000"/>
-        </w:rPr>
-        <w:t>Ernesto. Não Netinho. Ernesto. O nome do menino que nasceu em Santo Antônio de Jesus, em mil novecentos e sessenta e seis.</w:t>
+        <w:t>Mas os fãs e os amigos não ficaram em silêncio. E, no meio de tantas despedidas, uma delas trazia um detalhe que quase ninguém percebeu.</w:t>
       </w:r>
     </w:p>
     <w:p>
@@ -264,6 +248,22 @@
           <w:color w:val="000000"/>
         </w:rPr>
         <w:t>Claudia Leitte se despediu em poucas palavras. "Descanse em paz, meu irmão."</w:t>
+      </w:r>
+    </w:p>
+    <w:p>
+      <w:r>
+        <w:rPr>
+          <w:color w:val="000000"/>
+        </w:rPr>
+        <w:t>E Ivete Sangalo lembrou que o Netinho foi uma das pessoas que a apoiaram no começo da carreira. "Ernesto foi sem dúvida uma dessas mãos." E se despediu. "Siga em paz querido."</w:t>
+      </w:r>
+    </w:p>
+    <w:p>
+      <w:r>
+        <w:rPr>
+          <w:color w:val="000000"/>
+        </w:rPr>
+        <w:t>Repara no nome que ela usou. Ernesto. Não Netinho. Ernesto. O nome do menino que nasceu em Santo Antônio de Jesus, em mil novecentos e sessenta e seis. Como quem se despede de um amigo, e não só de um artista.</w:t>
       </w:r>
     </w:p>
     <w:p>

--- a/roteiros/netinho/Netinho_Parte5.docx
+++ b/roteiros/netinho/Netinho_Parte5.docx
@@ -15,7 +15,7 @@
         <w:rPr>
           <w:color w:val="000000"/>
         </w:rPr>
-        <w:t>Trinta de setembro de dois mil e vinte e seis. Uma quarta-feira.</w:t>
+        <w:t>Catorze de maio. Depois de exames e de duas biópsias, ele contou que tinha recebido alta. "Já estou liberado, já estou em casa para fazer tudo."</w:t>
       </w:r>
     </w:p>
     <w:p>
@@ -23,7 +23,287 @@
         <w:rPr>
           <w:color w:val="000000"/>
         </w:rPr>
-        <w:t>A decisão estava no comunicado da equipe dele. Numa frase que ninguém estava acostumado a ler.</w:t>
+        <w:t>No mesmo dia em que contou da alta, falou de um sonho.</w:t>
+      </w:r>
+    </w:p>
+    <w:p>
+      <w:r>
+        <w:rPr>
+          <w:color w:val="000000"/>
+        </w:rPr>
+        <w:t>Um show novo, misturando a banda dele com uma tecnologia que ele nunca tinha usado na carreira. Um show com o nome do ano em que ele nasceu.</w:t>
+      </w:r>
+    </w:p>
+    <w:p>
+      <w:r>
+        <w:rPr>
+          <w:color w:val="000000"/>
+        </w:rPr>
+        <w:t>Mil novecentos e sessenta e seis.</w:t>
+      </w:r>
+    </w:p>
+    <w:p>
+      <w:r>
+        <w:rPr>
+          <w:color w:val="000000"/>
+        </w:rPr>
+        <w:t>Lembra do show escrito no papel que eu prometi lá no começo? É este.</w:t>
+      </w:r>
+    </w:p>
+    <w:p>
+      <w:r>
+        <w:rPr>
+          <w:color w:val="000000"/>
+        </w:rPr>
+        <w:t>"Vou terminar de escrever meu novo show, e digo a vocês, será o show mais lindo que eu já fiz até hoje."</w:t>
+      </w:r>
+    </w:p>
+    <w:p>
+      <w:r>
+        <w:rPr>
+          <w:color w:val="000000"/>
+        </w:rPr>
+        <w:t>O show mais lindo da vida dele, escrito por um homem que estava começando, pela segunda vez, um tratamento contra o câncer.</w:t>
+      </w:r>
+    </w:p>
+    <w:p>
+      <w:r>
+        <w:rPr>
+          <w:color w:val="000000"/>
+        </w:rPr>
+        <w:t>Dias depois, num vídeo, ele lembrou da hipnose de dois mil e quinze e do dia em que a cabeça dele virou. E disse uma frase curta sobre o momento que vivia. "Estou quase lá."</w:t>
+      </w:r>
+    </w:p>
+    <w:p>
+      <w:r>
+        <w:rPr>
+          <w:color w:val="C00000"/>
+        </w:rPr>
+        <w:t>Ninguém sabia, naquele maio, o que "quase lá" ia significar.</w:t>
+      </w:r>
+    </w:p>
+    <w:p>
+      <w:r>
+        <w:rPr>
+          <w:color w:val="000000"/>
+        </w:rPr>
+        <w:t>Domingo, doze de julho de dois mil e vinte e seis. O Netinho fez sessenta anos.</w:t>
+      </w:r>
+    </w:p>
+    <w:p>
+      <w:r>
+        <w:rPr>
+          <w:color w:val="000000"/>
+        </w:rPr>
+        <w:t>Publicou uma mensagem para os fãs que hoje é impossível ler sem um nó na garganta.</w:t>
+      </w:r>
+    </w:p>
+    <w:p>
+      <w:r>
+        <w:rPr>
+          <w:color w:val="000000"/>
+        </w:rPr>
+        <w:t>"Hoje é o meu aniversário. Completo sessenta anos de vida muito, muito feliz."</w:t>
+      </w:r>
+    </w:p>
+    <w:p>
+      <w:r>
+        <w:rPr>
+          <w:color w:val="000000"/>
+        </w:rPr>
+        <w:t>"Nesse exato momento enfrento uma guerra contra um forte inimigo."</w:t>
+      </w:r>
+    </w:p>
+    <w:p>
+      <w:r>
+        <w:rPr>
+          <w:color w:val="000000"/>
+        </w:rPr>
+        <w:t>"Acabada essa luta insana, produzirei meu novo show, nome provisório mil novecentos e sessenta e seis, da maneira que eu puder."</w:t>
+      </w:r>
+    </w:p>
+    <w:p>
+      <w:r>
+        <w:rPr>
+          <w:color w:val="000000"/>
+        </w:rPr>
+        <w:t>Disse que ia para a estrada "cumprir a minha sina de emocionar e alegrar as pessoas." E terminou com uma frase. "Eu fui feito para isso."</w:t>
+      </w:r>
+    </w:p>
+    <w:p>
+      <w:r>
+        <w:rPr>
+          <w:color w:val="000000"/>
+        </w:rPr>
+        <w:t>Sessenta anos depois de nascer no Recôncavo, o menino de Santo Antônio de Jesus ainda só pensava num lugar. O palco.</w:t>
+      </w:r>
+    </w:p>
+    <w:p>
+      <w:r>
+        <w:rPr>
+          <w:color w:val="000000"/>
+        </w:rPr>
+        <w:t>Meados de julho. Depois da quinta sessão de quimioterapia, ele publicou uma atualização. A mensagem começava do jeito de sempre. "Deu tudo certo, zero efeitos colaterais, zero dores, zero incômodos, tudo excelente. Faltam onze sessões."</w:t>
+      </w:r>
+    </w:p>
+    <w:p>
+      <w:r>
+        <w:rPr>
+          <w:color w:val="000000"/>
+        </w:rPr>
+        <w:t>O resto da mensagem contava outra história.</w:t>
+      </w:r>
+    </w:p>
+    <w:p>
+      <w:r>
+        <w:rPr>
+          <w:color w:val="000000"/>
+        </w:rPr>
+        <w:t>Por ordem médica, ele tinha cortado as caminhadas e cancelado a musculação, para não perder peso. Desde o começo do mês, não podia receber visita em casa nem encontrar ninguém. Tinha cancelado os exercícios diários de voz, e sentia a voz mais fraca. Fora dos dias de quimioterapia, evitava até o sol do meio-dia. Estava dormindo e descansando mais. E avisou que não ia falar com ninguém de fora. "Não dou entrevista pra mídia nenhuma, para jornalista nenhum."</w:t>
+      </w:r>
+    </w:p>
+    <w:p>
+      <w:r>
+        <w:rPr>
+          <w:color w:val="000000"/>
+        </w:rPr>
+        <w:t>O homem que vivia no meio da multidão agora não podia receber nem uma visita.</w:t>
+      </w:r>
+    </w:p>
+    <w:p>
+      <w:r>
+        <w:rPr>
+          <w:color w:val="000000"/>
+        </w:rPr>
+        <w:t>No meio da mensagem, uma confissão pequena, quase uma piada. "São tantos detalhes que há dias não dá vontade de tomar banho. Mas tomo!"</w:t>
+      </w:r>
+    </w:p>
+    <w:p>
+      <w:r>
+        <w:rPr>
+          <w:color w:val="C00000"/>
+        </w:rPr>
+        <w:t>Guarde esse banho. Três semanas depois, é exatamente dentro de um banheiro que acontece a cena que eu prometi lá no começo.</w:t>
+      </w:r>
+    </w:p>
+    <w:p>
+      <w:r>
+        <w:rPr>
+          <w:color w:val="000000"/>
+        </w:rPr>
+        <w:t>Sexta-feira, trinta e um de julho de dois mil e vinte e seis. Oitava sessão de quimioterapia.</w:t>
+      </w:r>
+    </w:p>
+    <w:p>
+      <w:r>
+        <w:rPr>
+          <w:color w:val="000000"/>
+        </w:rPr>
+        <w:t>Terça-feira, quatro de agosto. Depois do banho, ele percebeu que tinha esquecido a toalha. Foi buscar. Escorregou e caiu no mármore molhado do banheiro.</w:t>
+      </w:r>
+    </w:p>
+    <w:p>
+      <w:r>
+        <w:rPr>
+          <w:color w:val="000000"/>
+        </w:rPr>
+        <w:t>Um homem de sessenta anos, no meio de um tratamento de câncer, que carregava desde dois mil e treze sequelas no equilíbrio. Caído no chão do banheiro.</w:t>
+      </w:r>
+    </w:p>
+    <w:p>
+      <w:r>
+        <w:rPr>
+          <w:color w:val="000000"/>
+        </w:rPr>
+        <w:t>No dia seguinte, ele contou tudo aos fãs. E foi assim que escreveu.</w:t>
+      </w:r>
+    </w:p>
+    <w:p>
+      <w:r>
+        <w:rPr>
+          <w:color w:val="000000"/>
+        </w:rPr>
+        <w:t>"Boa noite! Isso é hora, Sr. Netinho? Esquecer de pegar a toalha pro banho? Era só o que faltava…"</w:t>
+      </w:r>
+    </w:p>
+    <w:p>
+      <w:r>
+        <w:rPr>
+          <w:color w:val="000000"/>
+        </w:rPr>
+        <w:t>Logo em seguida, o boletim do tratamento. "Sexta-passada, fiz a oitava sessão de quimio, faltam apenas oito. Zero efeitos colaterais." Sobre a queda, duas palavras. "Tudo certo."</w:t>
+      </w:r>
+    </w:p>
+    <w:p>
+      <w:r>
+        <w:rPr>
+          <w:color w:val="000000"/>
+        </w:rPr>
+        <w:t>Tudo certo.</w:t>
+      </w:r>
+    </w:p>
+    <w:p>
+      <w:r>
+        <w:rPr>
+          <w:color w:val="000000"/>
+        </w:rPr>
+        <w:t>Ele fez piada com a própria queda, como se o fã nunca pudesse ir dormir preocupado com ele.</w:t>
+      </w:r>
+    </w:p>
+    <w:p>
+      <w:r>
+        <w:rPr>
+          <w:color w:val="000000"/>
+        </w:rPr>
+        <w:t>Quinta-feira, treze de agosto. Nova atualização. "Na sexta passada aconteceu a nona sessão de quimio. Sem efeitos colaterais. Agora só de quinze em quinze dias."</w:t>
+      </w:r>
+    </w:p>
+    <w:p>
+      <w:r>
+        <w:rPr>
+          <w:color w:val="000000"/>
+        </w:rPr>
+        <w:t>No fim da mensagem, aquela frase que eu pedi para você guardar voltou, quase igual.</w:t>
+      </w:r>
+    </w:p>
+    <w:p>
+      <w:r>
+        <w:rPr>
+          <w:color w:val="000000"/>
+        </w:rPr>
+        <w:t>"Acabadas as dezesseis sessões, virá o transplante de medula autólogo, de mim pra mim mesmo."</w:t>
+      </w:r>
+    </w:p>
+    <w:p>
+      <w:r>
+        <w:rPr>
+          <w:color w:val="000000"/>
+        </w:rPr>
+        <w:t>De mim pra mim mesmo. Em dois mil e vinte e cinco, o transplante tinha sido evitado. Agora era o próximo passo.</w:t>
+      </w:r>
+    </w:p>
+    <w:p>
+      <w:r>
+        <w:rPr>
+          <w:color w:val="000000"/>
+        </w:rPr>
+        <w:t>Faltavam sete sessões. Depois, o transplante. Depois, o show mil novecentos e sessenta e seis. O plano estava todo escrito.</w:t>
+      </w:r>
+    </w:p>
+    <w:p>
+      <w:r>
+        <w:rPr>
+          <w:color w:val="C00000"/>
+        </w:rPr>
+        <w:t>Depois da décima sessão, alguma coisa mudou.</w:t>
+      </w:r>
+    </w:p>
+    <w:p>
+      <w:r>
+        <w:rPr>
+          <w:color w:val="000000"/>
+        </w:rPr>
+        <w:t>Quarta-feira, trinta de setembro de dois mil e vinte e seis. A equipe do Netinho publicou um comunicado. Ele estava internado de novo no Hospital Aliança Star, para continuar o tratamento depois da volta do linfoma. E tinha tomado uma decisão.</w:t>
       </w:r>
     </w:p>
     <w:p>
@@ -39,7 +319,7 @@
         <w:rPr>
           <w:color w:val="000000"/>
         </w:rPr>
-        <w:t>Pensa no que isso significa.</w:t>
+        <w:t>O homem que tinha mostrado cada sessão de quimioterapia, de repente, ficou em silêncio. O recado foi curto. "Meu foco agora é o tratamento e a recuperação."</w:t>
       </w:r>
     </w:p>
     <w:p>
@@ -47,7 +327,7 @@
         <w:rPr>
           <w:color w:val="000000"/>
         </w:rPr>
-        <w:t>Durante um ano e meio, o Netinho mostrou tudo. O primeiro diagnóstico. O cabelo caindo. Cada quilo que voltava. Cada sessão de quimioterapia. O choro no hospital. Até a queda no banheiro, contada com piada.</w:t>
+        <w:t>Nas linhas divulgadas, nenhum "tudo certo".</w:t>
       </w:r>
     </w:p>
     <w:p>
@@ -55,7 +335,7 @@
         <w:rPr>
           <w:color w:val="000000"/>
         </w:rPr>
-        <w:t>Durante treze anos, nas vezes em que voltou ao hospital, a mensagem para os fãs costumava ser a mesma. Está tudo certo. Vai dar tudo certo de novo.</w:t>
+        <w:t>Treze dias de espera.</w:t>
       </w:r>
     </w:p>
     <w:p>
@@ -63,7 +343,7 @@
         <w:rPr>
           <w:color w:val="000000"/>
         </w:rPr>
-        <w:t>Dessa vez, o recado foi outro. Curto. "Meu foco agora é o tratamento e a recuperação."</w:t>
+        <w:t>Terça-feira, treze de outubro de dois mil e vinte e seis. Manhã em Salvador. O Netinho tinha sessenta anos.</w:t>
       </w:r>
     </w:p>
     <w:p>
@@ -71,7 +351,7 @@
         <w:rPr>
           <w:color w:val="000000"/>
         </w:rPr>
-        <w:t>O homem que tinha mostrado cada passo do tratamento, de repente, ficou em silêncio.</w:t>
+        <w:t>Lembra do boletim de dois mil e treze, aquele com o nome Ernesto escrito por extenso? Naquele maio, depois de cada boletim assustador, vinha uma notícia de esperança. A hemorragia foi estancada. Ele acordou e conversou.</w:t>
       </w:r>
     </w:p>
     <w:p>
@@ -79,47 +359,7 @@
         <w:rPr>
           <w:color w:val="000000"/>
         </w:rPr>
-        <w:t>E lembra do nome que eu pedi para você guardar? Aliança. Foi no Hospital Aliança que tudo começou, em abril de dois mil e treze, depois de uma dor na coxa durante um ensaio. Foi no Aliança Star que ele descobriu o primeiro câncer, em dois mil e vinte e cinco. E foi lá também que ele soube que o câncer tinha voltado, em maio de dois mil e vinte e seis.</w:t>
-      </w:r>
-    </w:p>
-    <w:p>
-      <w:r>
-        <w:rPr>
-          <w:color w:val="000000"/>
-        </w:rPr>
-        <w:t>E era lá que ele estava agora.</w:t>
-      </w:r>
-    </w:p>
-    <w:p>
-      <w:r>
-        <w:rPr>
-          <w:color w:val="000000"/>
-        </w:rPr>
-        <w:t>Os dias seguintes foram de espera. Do lado de fora, ninguém sabia o que estava acontecendo dentro daquele quarto.</w:t>
-      </w:r>
-    </w:p>
-    <w:p>
-      <w:r>
-        <w:rPr>
-          <w:color w:val="000000"/>
-        </w:rPr>
-        <w:t>Treze dias depois do comunicado, chegou a notícia.</w:t>
-      </w:r>
-    </w:p>
-    <w:p>
-      <w:r>
-        <w:rPr>
-          <w:color w:val="000000"/>
-        </w:rPr>
-        <w:t>Treze de outubro de dois mil e vinte e seis. Uma terça-feira de manhã.</w:t>
-      </w:r>
-    </w:p>
-    <w:p>
-      <w:r>
-        <w:rPr>
-          <w:color w:val="000000"/>
-        </w:rPr>
-        <w:t>A equipe do Netinho publicou a nota. E, nela, estavam palavras que você já ouviu neste vídeo.</w:t>
+        <w:t>O comunicado de dois mil e vinte e seis foi muito mais curto.</w:t>
       </w:r>
     </w:p>
     <w:p>
@@ -141,9 +381,9 @@
     <w:p>
       <w:r>
         <w:rPr>
-          <w:color w:val="000000"/>
+          <w:color w:val="C00000"/>
         </w:rPr>
-        <w:t>Lembra? Em dois mil e treze, o médico que cuidou dele no Sírio-Libanês descreveu um quadro de vários órgãos parando ao mesmo tempo. Com insuficiência renal. Naquela época, contra todas as previsões, o Netinho venceu. Saiu da UTI, reaprendeu a falar e voltou para o palco.</w:t>
+        <w:t>Agora volta comigo para fevereiro de dois mil e catorze. Porque é aqui que todas as peças se encaixam. Segundo o site Purepeople, o médico que cuidou do Netinho no Sírio-Libanês resumiu o quadro de dois mil e treze numa frase. "O quadro dele foi praticamente de falência múltipla dos órgãos, insuficiência respiratória e renal."</w:t>
       </w:r>
     </w:p>
     <w:p>
@@ -151,7 +391,7 @@
         <w:rPr>
           <w:color w:val="000000"/>
         </w:rPr>
-        <w:t>Treze anos depois, o corpo dele enfrentou de novo uma tempestade parecida. Mas, dessa vez, não teve volta.</w:t>
+        <w:t>Treze anos separam as duas frases. Os mesmos órgãos parando. Os mesmos rins. Os rins que levaram ele ao hospital em maio de dois mil e vinte e seis, onde um exame feito por outro motivo encontrou o câncer de volta.</w:t>
       </w:r>
     </w:p>
     <w:p>
@@ -159,7 +399,23 @@
         <w:rPr>
           <w:color w:val="000000"/>
         </w:rPr>
-        <w:t>E a nota trazia uma frase simples. Uma frase que, para quem acompanhou a luta dele, diz muito.</w:t>
+        <w:t>Em dois mil e treze, o corpo dele entrou nessa tempestade e voltou. Saiu da UTI, reaprendeu a falar, subiu de novo num trio elétrico, chorou cantando Milla no Castro Alves. Ganhou treze anos.</w:t>
+      </w:r>
+    </w:p>
+    <w:p>
+      <w:r>
+        <w:rPr>
+          <w:color w:val="000000"/>
+        </w:rPr>
+        <w:t>Em dois mil e vinte e seis, a tempestade voltou. E ele não voltou com ela.</w:t>
+      </w:r>
+    </w:p>
+    <w:p>
+      <w:r>
+        <w:rPr>
+          <w:color w:val="000000"/>
+        </w:rPr>
+        <w:t>A nota trazia mais uma frase. Uma frase simples.</w:t>
       </w:r>
     </w:p>
     <w:p>
@@ -175,7 +431,7 @@
         <w:rPr>
           <w:color w:val="000000"/>
         </w:rPr>
-        <w:t>Partiu tranquilo.</w:t>
+        <w:t>Agora a frase de dois mil e catorze ganha o peso que eu prometi. "Vi a morte de muito perto. E digo: o que passei não é para qualquer um." Ele viu a morte de perto inúmeras vezes, como ele mesmo disse. Treze anos depois, ela chegou de novo. E ele foi embora tranquilo.</w:t>
       </w:r>
     </w:p>
     <w:p>
@@ -183,7 +439,7 @@
         <w:rPr>
           <w:color w:val="000000"/>
         </w:rPr>
-        <w:t>Agora você entende por que aquela frase de dois mil e catorze ganhou um peso diferente. "Vi a morte de muito perto. E digo: o que passei não é para qualquer um."</w:t>
+        <w:t>O homem que passou a vida em cima de trio elétrico, no meio da multidão, escolheu uma despedida longe dela. Segundo a equipe, a pedido do próprio Netinho, o velório e a cremação foram reservados, só para a família e os amigos mais próximos.</w:t>
       </w:r>
     </w:p>
     <w:p>
@@ -191,39 +447,7 @@
         <w:rPr>
           <w:color w:val="000000"/>
         </w:rPr>
-        <w:t>Ele já tinha visto a morte de perto uma vez. E tinha voltado. Tinha ganhado mais treze anos de vida. Treze anos para voltar a cantar Milla, para ver a filha crescer, para voltar ao Carnaval, para fazer o Brasil dançar mais uma vez.</w:t>
-      </w:r>
-    </w:p>
-    <w:p>
-      <w:r>
-        <w:rPr>
-          <w:color w:val="000000"/>
-        </w:rPr>
-        <w:t>Treze anos que ele não desperdiçou.</w:t>
-      </w:r>
-    </w:p>
-    <w:p>
-      <w:r>
-        <w:rPr>
-          <w:color w:val="000000"/>
-        </w:rPr>
-        <w:t>E repara numa coisa. O homem que passou a vida inteira em cima de trio elétrico, no meio de multidões, quis uma despedida longe delas. Segundo a equipe dele, a pedido do próprio Netinho, o velório e a cremação foram reservados, só para a família e os amigos mais próximos.</w:t>
-      </w:r>
-    </w:p>
-    <w:p>
-      <w:r>
-        <w:rPr>
-          <w:color w:val="000000"/>
-        </w:rPr>
-        <w:t>Longe das câmeras. Longe dos fãs. Do jeito que ele escolheu.</w:t>
-      </w:r>
-    </w:p>
-    <w:p>
-      <w:r>
-        <w:rPr>
-          <w:color w:val="000000"/>
-        </w:rPr>
-        <w:t>Mas os fãs e os amigos não ficaram em silêncio. E, no meio de tantas despedidas, uma delas trazia um detalhe que quase ninguém percebeu.</w:t>
+        <w:t>Os amigos falaram por ele. A própria nota da equipe lembrou da voz, da energia e da ligação dele com o público, e disse que o legado ia ficar na memória dos fãs.</w:t>
       </w:r>
     </w:p>
     <w:p>
@@ -239,6 +463,14 @@
         <w:rPr>
           <w:color w:val="000000"/>
         </w:rPr>
+        <w:t>A cantora Sarajane, outra voz da história do axé, escreveu. "Deus abençoe o seu regresso, você foi um grande guerreiro."</w:t>
+      </w:r>
+    </w:p>
+    <w:p>
+      <w:r>
+        <w:rPr>
+          <w:color w:val="000000"/>
+        </w:rPr>
         <w:t>Carlinhos Brown lembrou da alegria dele. "Você, com sua alegria, fez tanta gente tirar o pé do chão."</w:t>
       </w:r>
     </w:p>
@@ -247,7 +479,15 @@
         <w:rPr>
           <w:color w:val="000000"/>
         </w:rPr>
-        <w:t>Claudia Leitte se despediu em poucas palavras. "Descanse em paz, meu irmão."</w:t>
+        <w:t>Alexandre Pires escreveu a frase que talvez resuma esses treze anos. "Você lutou, meu amigo! Lutou com a coragem de quem ama a vida."</w:t>
+      </w:r>
+    </w:p>
+    <w:p>
+      <w:r>
+        <w:rPr>
+          <w:color w:val="C00000"/>
+        </w:rPr>
+        <w:t>A despedida de Ivete Sangalo guardava um detalhe que quase ninguém percebeu.</w:t>
       </w:r>
     </w:p>
     <w:p>
@@ -255,7 +495,7 @@
         <w:rPr>
           <w:color w:val="000000"/>
         </w:rPr>
-        <w:t>E Ivete Sangalo lembrou que o Netinho foi uma das pessoas que a apoiaram no começo da carreira. "Ernesto foi sem dúvida uma dessas mãos." E se despediu. "Siga em paz querido."</w:t>
+        <w:t>Lembra da quarta-feira, vinte e nove de maio de dois mil e treze? À tarde, ela visitou o Netinho no Sírio-Libanês. Naquela mesma noite, ele sofreu a segunda hemorragia no cérebro em menos de uma semana.</w:t>
       </w:r>
     </w:p>
     <w:p>
@@ -263,7 +503,7 @@
         <w:rPr>
           <w:color w:val="000000"/>
         </w:rPr>
-        <w:t>Repara no nome que ela usou. Ernesto. Não Netinho. Ernesto. O nome do menino que nasceu em Santo Antônio de Jesus, em mil novecentos e sessenta e seis. Como quem se despede de um amigo, e não só de um artista.</w:t>
+        <w:t>Treze anos depois, foi ela quem escreveu. "Quando alguém que convivemos, que conhecemos, que já compartilhamos coisas especiais, se vai, é uma tristeza grande." Lembrou que ele foi uma das pessoas que estenderam a mão para ela no começo da carreira. Sete anos antes da visita no hospital, os dois tinham gravado juntos o DVD Netinho por Inteiro. E, na despedida, ela chamou o amigo pelo nome que quase ninguém usava.</w:t>
       </w:r>
     </w:p>
     <w:p>
@@ -271,7 +511,7 @@
         <w:rPr>
           <w:color w:val="000000"/>
         </w:rPr>
-        <w:t>E Alexandre Pires escreveu uma frase que talvez resuma esses treze anos melhor do que qualquer outra. "Você lutou, meu amigo! Lutou com a coragem de quem ama a vida."</w:t>
+        <w:t>"Ernesto foi sem dúvida uma dessas mãos." E se despediu. "Siga em paz querido."</w:t>
       </w:r>
     </w:p>
     <w:p>
@@ -279,7 +519,7 @@
         <w:rPr>
           <w:color w:val="000000"/>
         </w:rPr>
-        <w:t>Lutou com a coragem de quem ama a vida.</w:t>
+        <w:t>Ernesto. O nome do boletim médico de dois mil e treze. O nome do menino que nasceu em Santo Antônio de Jesus, em mil novecentos e sessenta e seis.</w:t>
       </w:r>
     </w:p>
     <w:p>
@@ -287,7 +527,7 @@
         <w:rPr>
           <w:color w:val="000000"/>
         </w:rPr>
-        <w:t>Lembra do livro que ele queria escrever, lá em dois mil e catorze? O título era Nada Como Viver.</w:t>
+        <w:t>O show mil novecentos e sessenta e seis nunca subiu ao palco.</w:t>
       </w:r>
     </w:p>
     <w:p>
@@ -295,7 +535,7 @@
         <w:rPr>
           <w:color w:val="000000"/>
         </w:rPr>
-        <w:t>E o sonho? O show mil novecentos e sessenta e seis. O show mais lindo que ele já tinha feito, como ele mesmo prometeu. O show que ia rodar o Brasil depois da cura, para ele cumprir a sina de emocionar e alegrar as pessoas.</w:t>
+        <w:t>Talvez o show tenha acontecido de outro jeito. A vida inteira do Netinho, de mil novecentos e sessenta e seis até aquela manhã de outubro, foi um longo show para emocionar e alegrar as pessoas. Até nos dias em que ele mal conseguia ficar de pé. Até no dia em que caiu no chão do banheiro e escreveu "Tudo certo".</w:t>
       </w:r>
     </w:p>
     <w:p>
@@ -303,7 +543,7 @@
         <w:rPr>
           <w:color w:val="000000"/>
         </w:rPr>
-        <w:t>Esse show nunca subiu ao palco.</w:t>
+        <w:t>Eu fui feito para isso. Ele escreveu no dia em que fez sessenta anos. E foi.</w:t>
       </w:r>
     </w:p>
     <w:p>
@@ -311,7 +551,7 @@
         <w:rPr>
           <w:color w:val="000000"/>
         </w:rPr>
-        <w:t>Mas, se você parar para pensar, talvez ele tenha acontecido de outro jeito. Porque a vida do Netinho, de mil novecentos e sessenta e seis até aquela manhã de outubro, foi exatamente isso. Um longo show para emocionar e alegrar as pessoas. Até nos dias em que ele mal conseguia ficar de pé.</w:t>
+        <w:t>Pensa em tudo o que cabe nesses treze anos. Um banco de ensaio de onde ele não conseguiu levantar. Um boletim com o nome Ernesto. Uma foto entubado que ele chamou de vitória. Uma planta deixada para os outros doentes. Uma toalha esquecida e um "tudo certo" escrito do chão do banheiro. Um show inteiro escrito no papel, esperando por ele.</w:t>
       </w:r>
     </w:p>
     <w:p>
@@ -319,7 +559,7 @@
         <w:rPr>
           <w:color w:val="000000"/>
         </w:rPr>
-        <w:t>Eu fui feito para isso. Foi o que ele escreveu no dia em que fez sessenta anos.</w:t>
+        <w:t>A fama cobra um preço que quase nunca aparece nas fotos. Para o Netinho, o preço foi sorrir em cima do trio quando o corpo pedia para parar, e responder "está tudo certo" de dentro de uma UTI para que milhões de pessoas pudessem continuar dançando.</w:t>
       </w:r>
     </w:p>
     <w:p>
@@ -327,7 +567,7 @@
         <w:rPr>
           <w:color w:val="000000"/>
         </w:rPr>
-        <w:t>E foi.</w:t>
+        <w:t>Quase todo mundo conhece alguém assim. Alguém que, quando você pergunta como está, responde sempre a mesma coisa. Está tudo certo. Às vezes é um pai ou uma mãe, que atende o telefone com a voz animada e desliga antes de você perceber o cansaço. Às vezes é você mesmo.</w:t>
       </w:r>
     </w:p>
     <w:p>
@@ -335,7 +575,7 @@
         <w:rPr>
           <w:color w:val="000000"/>
         </w:rPr>
-        <w:t>Agora pensa por um instante em tudo o que você viu neste vídeo.</w:t>
+        <w:t>O Netinho passou treze anos dizendo essa frase. Às vezes, a pergunta que importa é a segunda. Como você está de verdade?</w:t>
       </w:r>
     </w:p>
     <w:p>
@@ -343,95 +583,7 @@
         <w:rPr>
           <w:color w:val="000000"/>
         </w:rPr>
-        <w:t>Um rapaz do Recôncavo que fez o Brasil inteiro cantar.</w:t>
-      </w:r>
-    </w:p>
-    <w:p>
-      <w:r>
-        <w:rPr>
-          <w:color w:val="000000"/>
-        </w:rPr>
-        <w:t>Um homem que errou, admitiu o erro em público e assumiu as consequências.</w:t>
-      </w:r>
-    </w:p>
-    <w:p>
-      <w:r>
-        <w:rPr>
-          <w:color w:val="000000"/>
-        </w:rPr>
-        <w:t>Um paciente que chamou de vitória uma foto dele mesmo entubado.</w:t>
-      </w:r>
-    </w:p>
-    <w:p>
-      <w:r>
-        <w:rPr>
-          <w:color w:val="000000"/>
-        </w:rPr>
-        <w:t>Um artista que voltou ao palco duas vezes, depois de tudo.</w:t>
-      </w:r>
-    </w:p>
-    <w:p>
-      <w:r>
-        <w:rPr>
-          <w:color w:val="000000"/>
-        </w:rPr>
-        <w:t>E um homem que, até os últimos meses, quase sempre dava a mesma resposta para quem perguntava como ele estava. Está tudo certo.</w:t>
-      </w:r>
-    </w:p>
-    <w:p>
-      <w:r>
-        <w:rPr>
-          <w:color w:val="000000"/>
-        </w:rPr>
-        <w:t>Quantas vezes você já disse "está tudo certo" para alguém que você ama, quando, na verdade, nada estava certo? Quantas vezes você escondeu uma dor atrás de um sorriso, para não preocupar a sua família?</w:t>
-      </w:r>
-    </w:p>
-    <w:p>
-      <w:r>
-        <w:rPr>
-          <w:color w:val="000000"/>
-        </w:rPr>
-        <w:t>O Netinho fez isso muitas vezes, diante do Brasil inteiro. Por amor aos fãs.</w:t>
-      </w:r>
-    </w:p>
-    <w:p>
-      <w:r>
-        <w:rPr>
-          <w:color w:val="000000"/>
-        </w:rPr>
-        <w:t>Talvez a maior lição que ele deixa seja essa. A vida é curta demais para ser adiada. Para o abraço que a gente deixa para depois, para a visita que a gente adia, para o exame que a gente vai fazer na semana que vem.</w:t>
-      </w:r>
-    </w:p>
-    <w:p>
-      <w:r>
-        <w:rPr>
-          <w:color w:val="000000"/>
-        </w:rPr>
-        <w:t>Se você tem alguém que você ama, liga hoje. Se você está adiando cuidar da sua saúde, não adia mais.</w:t>
-      </w:r>
-    </w:p>
-    <w:p>
-      <w:r>
-        <w:rPr>
-          <w:color w:val="000000"/>
-        </w:rPr>
-        <w:t>E se você cresceu ouvindo Milla, se essa música tocou na sua festa, no seu casamento, no seu verão, deixa aqui nos comentários onde você estava a primeira vez que ouviu essa música. Vamos fazer dessa seção de comentários uma homenagem a ele.</w:t>
-      </w:r>
-    </w:p>
-    <w:p>
-      <w:r>
-        <w:rPr>
-          <w:color w:val="000000"/>
-        </w:rPr>
-        <w:t>Compartilha esse vídeo com alguém que também cantou Milla. Com aquele amigo, aquele irmão, aquela pessoa que estava do seu lado naquele Carnaval. Porque a melhor forma de manter alguém vivo é continuar contando a história dele.</w:t>
-      </w:r>
-    </w:p>
-    <w:p>
-      <w:r>
-        <w:rPr>
-          <w:color w:val="C00000"/>
-        </w:rPr>
-        <w:t>Ernesto de Souza Andrade Júnior. Netinho. Mil novecentos e sessenta e seis, dois mil e vinte e seis. O rei do axé que sorriu até o fim. Ele já não está mais aqui. Mas, toda vez que alguém, em algum lugar do Brasil, cantar aquele refrão, o Netinho vai estar em cima do trio de novo. Siga em paz, Netinho.</w:t>
+        <w:t>Se essa história te fez lembrar de alguém que sempre diz que está tudo certo, liga para essa pessoa hoje e pergunta de novo.</w:t>
       </w:r>
     </w:p>
     <w:sectPr>
